--- a/docs/developpement/phases/word/PHASE_24_ADRESSE_DU_SITE_FLAIXEXPERT_FLAIXLABS_COM.docx
+++ b/docs/developpement/phases/word/PHASE_24_ADRESSE_DU_SITE_FLAIXEXPERT_FLAIXLABS_COM.docx
@@ -20,7 +20,7 @@
       <w:r>
         <w:t xml:space="preserve">FlaiX Expert · dossier de développement · généré le 2026-10-04 depuis le dépôt </w:t>
       </w:r>
-      <w:hyperlink w:history="1" r:id="rIdybwh5xheem3ih8qxefsew">
+      <w:hyperlink w:history="1" r:id="rId0tujtmgsx0hgpnpgvqrzl">
         <w:r>
           <w:rPr>
             <w:rStyle w:val="Hyperlink"/>
@@ -410,7 +410,7 @@
           <w:numId w:val="2"/>
         </w:numPr>
       </w:pPr>
-      <w:hyperlink w:history="1" r:id="rIds0qatq0gdl0ppk4x99edr">
+      <w:hyperlink w:history="1" r:id="rIdhgd7ansikpztkcd3shocg">
         <w:r>
           <w:rPr>
             <w:rStyle w:val="Hyperlink"/>
@@ -430,7 +430,7 @@
           <w:numId w:val="2"/>
         </w:numPr>
       </w:pPr>
-      <w:hyperlink w:history="1" r:id="rIdmx5gjvzzu_wlvvbwo8lnz">
+      <w:hyperlink w:history="1" r:id="rIdagyn1i770_ek8meomx8jt">
         <w:r>
           <w:rPr>
             <w:rStyle w:val="Hyperlink"/>
@@ -478,7 +478,7 @@
       <w:r>
         <w:t xml:space="preserve"> — modifié — </w:t>
       </w:r>
-      <w:hyperlink w:history="1" r:id="rId7wpcqi8blcth2cnkknvjn">
+      <w:hyperlink w:history="1" r:id="rId4sot8vbppsew6nnp4ssqd">
         <w:r>
           <w:rPr>
             <w:rStyle w:val="Hyperlink"/>
@@ -515,7 +515,7 @@
       <w:r>
         <w:t xml:space="preserve"> — modifié — </w:t>
       </w:r>
-      <w:hyperlink w:history="1" r:id="rIdfwripudduvrnzezcwmrku">
+      <w:hyperlink w:history="1" r:id="rIdftnvdzoj2zinsa8dxf-mn">
         <w:r>
           <w:rPr>
             <w:rStyle w:val="Hyperlink"/>
@@ -544,7 +544,7 @@
       <w:r>
         <w:t xml:space="preserve"> — modifié — </w:t>
       </w:r>
-      <w:hyperlink w:history="1" r:id="rIdsohbatioab8xhgi_6g3zv">
+      <w:hyperlink w:history="1" r:id="rIdjqgc08ncnoasvcmf4f564">
         <w:r>
           <w:rPr>
             <w:rStyle w:val="Hyperlink"/>
@@ -573,7 +573,7 @@
       <w:r>
         <w:t xml:space="preserve"> — modifié — </w:t>
       </w:r>
-      <w:hyperlink w:history="1" r:id="rId2yu5l-9uvxqf2yk4z7cne">
+      <w:hyperlink w:history="1" r:id="rIdy_wwohyoynlie4wvstzh0">
         <w:r>
           <w:rPr>
             <w:rStyle w:val="Hyperlink"/>

--- a/docs/developpement/phases/word/PHASE_24_ADRESSE_DU_SITE_FLAIXEXPERT_FLAIXLABS_COM.docx
+++ b/docs/developpement/phases/word/PHASE_24_ADRESSE_DU_SITE_FLAIXEXPERT_FLAIXLABS_COM.docx
@@ -20,7 +20,7 @@
       <w:r>
         <w:t xml:space="preserve">FlaiX Expert · dossier de développement · généré le 2026-10-04 depuis le dépôt </w:t>
       </w:r>
-      <w:hyperlink w:history="1" r:id="rId0tujtmgsx0hgpnpgvqrzl">
+      <w:hyperlink w:history="1" r:id="rIdiipux3n6yusqtv1hevqnc">
         <w:r>
           <w:rPr>
             <w:rStyle w:val="Hyperlink"/>
@@ -410,7 +410,7 @@
           <w:numId w:val="2"/>
         </w:numPr>
       </w:pPr>
-      <w:hyperlink w:history="1" r:id="rIdhgd7ansikpztkcd3shocg">
+      <w:hyperlink w:history="1" r:id="rIddhpm2czbpoq-wcy14nrzi">
         <w:r>
           <w:rPr>
             <w:rStyle w:val="Hyperlink"/>
@@ -430,7 +430,7 @@
           <w:numId w:val="2"/>
         </w:numPr>
       </w:pPr>
-      <w:hyperlink w:history="1" r:id="rIdagyn1i770_ek8meomx8jt">
+      <w:hyperlink w:history="1" r:id="rIdcflmzibsg-h41xfut6p0z">
         <w:r>
           <w:rPr>
             <w:rStyle w:val="Hyperlink"/>
@@ -478,7 +478,7 @@
       <w:r>
         <w:t xml:space="preserve"> — modifié — </w:t>
       </w:r>
-      <w:hyperlink w:history="1" r:id="rId4sot8vbppsew6nnp4ssqd">
+      <w:hyperlink w:history="1" r:id="rIdzkemi-szl9aqnxsa0dd1g">
         <w:r>
           <w:rPr>
             <w:rStyle w:val="Hyperlink"/>
@@ -515,7 +515,7 @@
       <w:r>
         <w:t xml:space="preserve"> — modifié — </w:t>
       </w:r>
-      <w:hyperlink w:history="1" r:id="rIdftnvdzoj2zinsa8dxf-mn">
+      <w:hyperlink w:history="1" r:id="rIdofwerowuisfvacl1iwd1f">
         <w:r>
           <w:rPr>
             <w:rStyle w:val="Hyperlink"/>
@@ -544,7 +544,7 @@
       <w:r>
         <w:t xml:space="preserve"> — modifié — </w:t>
       </w:r>
-      <w:hyperlink w:history="1" r:id="rIdjqgc08ncnoasvcmf4f564">
+      <w:hyperlink w:history="1" r:id="rIdwbe90ovt-pnqsvmjldtme">
         <w:r>
           <w:rPr>
             <w:rStyle w:val="Hyperlink"/>
@@ -573,7 +573,7 @@
       <w:r>
         <w:t xml:space="preserve"> — modifié — </w:t>
       </w:r>
-      <w:hyperlink w:history="1" r:id="rIdy_wwohyoynlie4wvstzh0">
+      <w:hyperlink w:history="1" r:id="rIdsyb1mrmtwjugqiyrjgid7">
         <w:r>
           <w:rPr>
             <w:rStyle w:val="Hyperlink"/>

--- a/docs/developpement/phases/word/PHASE_24_ADRESSE_DU_SITE_FLAIXEXPERT_FLAIXLABS_COM.docx
+++ b/docs/developpement/phases/word/PHASE_24_ADRESSE_DU_SITE_FLAIXEXPERT_FLAIXLABS_COM.docx
@@ -20,7 +20,7 @@
       <w:r>
         <w:t xml:space="preserve">FlaiX Expert · dossier de développement · généré le 2026-10-04 depuis le dépôt </w:t>
       </w:r>
-      <w:hyperlink w:history="1" r:id="rIdiipux3n6yusqtv1hevqnc">
+      <w:hyperlink w:history="1" r:id="rIdvgjjlo70jndrxvxgpojdf">
         <w:r>
           <w:rPr>
             <w:rStyle w:val="Hyperlink"/>
@@ -410,7 +410,7 @@
           <w:numId w:val="2"/>
         </w:numPr>
       </w:pPr>
-      <w:hyperlink w:history="1" r:id="rIddhpm2czbpoq-wcy14nrzi">
+      <w:hyperlink w:history="1" r:id="rIdk2mkzcvf9jmey-gfqwdu7">
         <w:r>
           <w:rPr>
             <w:rStyle w:val="Hyperlink"/>
@@ -430,7 +430,7 @@
           <w:numId w:val="2"/>
         </w:numPr>
       </w:pPr>
-      <w:hyperlink w:history="1" r:id="rIdcflmzibsg-h41xfut6p0z">
+      <w:hyperlink w:history="1" r:id="rId-ll9ol6u2n6fom7thkaw-">
         <w:r>
           <w:rPr>
             <w:rStyle w:val="Hyperlink"/>
@@ -478,7 +478,7 @@
       <w:r>
         <w:t xml:space="preserve"> — modifié — </w:t>
       </w:r>
-      <w:hyperlink w:history="1" r:id="rIdzkemi-szl9aqnxsa0dd1g">
+      <w:hyperlink w:history="1" r:id="rId9vgzm7u9uk1_hewnyzrzi">
         <w:r>
           <w:rPr>
             <w:rStyle w:val="Hyperlink"/>
@@ -515,7 +515,7 @@
       <w:r>
         <w:t xml:space="preserve"> — modifié — </w:t>
       </w:r>
-      <w:hyperlink w:history="1" r:id="rIdofwerowuisfvacl1iwd1f">
+      <w:hyperlink w:history="1" r:id="rIdijli9q0rhgtmp8wtzxls7">
         <w:r>
           <w:rPr>
             <w:rStyle w:val="Hyperlink"/>
@@ -544,7 +544,7 @@
       <w:r>
         <w:t xml:space="preserve"> — modifié — </w:t>
       </w:r>
-      <w:hyperlink w:history="1" r:id="rIdwbe90ovt-pnqsvmjldtme">
+      <w:hyperlink w:history="1" r:id="rIdklkzjdav3rpo6yfheycpm">
         <w:r>
           <w:rPr>
             <w:rStyle w:val="Hyperlink"/>
@@ -573,7 +573,7 @@
       <w:r>
         <w:t xml:space="preserve"> — modifié — </w:t>
       </w:r>
-      <w:hyperlink w:history="1" r:id="rIdsyb1mrmtwjugqiyrjgid7">
+      <w:hyperlink w:history="1" r:id="rIdw4ckov_osgwktzxzicyou">
         <w:r>
           <w:rPr>
             <w:rStyle w:val="Hyperlink"/>

--- a/docs/developpement/phases/word/PHASE_24_ADRESSE_DU_SITE_FLAIXEXPERT_FLAIXLABS_COM.docx
+++ b/docs/developpement/phases/word/PHASE_24_ADRESSE_DU_SITE_FLAIXEXPERT_FLAIXLABS_COM.docx
@@ -20,7 +20,7 @@
       <w:r>
         <w:t xml:space="preserve">FlaiX Expert · dossier de développement · généré le 2026-10-04 depuis le dépôt </w:t>
       </w:r>
-      <w:hyperlink w:history="1" r:id="rIdvgjjlo70jndrxvxgpojdf">
+      <w:hyperlink w:history="1" r:id="rIdjy0uu50wl9weqcola31on">
         <w:r>
           <w:rPr>
             <w:rStyle w:val="Hyperlink"/>
@@ -410,7 +410,7 @@
           <w:numId w:val="2"/>
         </w:numPr>
       </w:pPr>
-      <w:hyperlink w:history="1" r:id="rIdk2mkzcvf9jmey-gfqwdu7">
+      <w:hyperlink w:history="1" r:id="rIdgippzsrcosupswoq78a_6">
         <w:r>
           <w:rPr>
             <w:rStyle w:val="Hyperlink"/>
@@ -430,7 +430,7 @@
           <w:numId w:val="2"/>
         </w:numPr>
       </w:pPr>
-      <w:hyperlink w:history="1" r:id="rId-ll9ol6u2n6fom7thkaw-">
+      <w:hyperlink w:history="1" r:id="rIdporokezde9nzceci0lblf">
         <w:r>
           <w:rPr>
             <w:rStyle w:val="Hyperlink"/>
@@ -478,7 +478,7 @@
       <w:r>
         <w:t xml:space="preserve"> — modifié — </w:t>
       </w:r>
-      <w:hyperlink w:history="1" r:id="rId9vgzm7u9uk1_hewnyzrzi">
+      <w:hyperlink w:history="1" r:id="rIdqcph1l5vetipucc_4deje">
         <w:r>
           <w:rPr>
             <w:rStyle w:val="Hyperlink"/>
@@ -515,7 +515,7 @@
       <w:r>
         <w:t xml:space="preserve"> — modifié — </w:t>
       </w:r>
-      <w:hyperlink w:history="1" r:id="rIdijli9q0rhgtmp8wtzxls7">
+      <w:hyperlink w:history="1" r:id="rIdnqjij_lloaut2q80ti4je">
         <w:r>
           <w:rPr>
             <w:rStyle w:val="Hyperlink"/>
@@ -544,7 +544,7 @@
       <w:r>
         <w:t xml:space="preserve"> — modifié — </w:t>
       </w:r>
-      <w:hyperlink w:history="1" r:id="rIdklkzjdav3rpo6yfheycpm">
+      <w:hyperlink w:history="1" r:id="rIdicaj0kup34rlhbc1yaf9j">
         <w:r>
           <w:rPr>
             <w:rStyle w:val="Hyperlink"/>
@@ -573,7 +573,7 @@
       <w:r>
         <w:t xml:space="preserve"> — modifié — </w:t>
       </w:r>
-      <w:hyperlink w:history="1" r:id="rIdw4ckov_osgwktzxzicyou">
+      <w:hyperlink w:history="1" r:id="rIdrmsmcsolcqw6inztvzva1">
         <w:r>
           <w:rPr>
             <w:rStyle w:val="Hyperlink"/>

--- a/docs/developpement/phases/word/PHASE_24_ADRESSE_DU_SITE_FLAIXEXPERT_FLAIXLABS_COM.docx
+++ b/docs/developpement/phases/word/PHASE_24_ADRESSE_DU_SITE_FLAIXEXPERT_FLAIXLABS_COM.docx
@@ -20,7 +20,7 @@
       <w:r>
         <w:t xml:space="preserve">FlaiX Expert · dossier de développement · généré le 2026-10-04 depuis le dépôt </w:t>
       </w:r>
-      <w:hyperlink w:history="1" r:id="rIdjy0uu50wl9weqcola31on">
+      <w:hyperlink w:history="1" r:id="rIdnsdz4iyjl3z2r_2cyzqgv">
         <w:r>
           <w:rPr>
             <w:rStyle w:val="Hyperlink"/>
@@ -410,7 +410,7 @@
           <w:numId w:val="2"/>
         </w:numPr>
       </w:pPr>
-      <w:hyperlink w:history="1" r:id="rIdgippzsrcosupswoq78a_6">
+      <w:hyperlink w:history="1" r:id="rIdovabc5nteaz9dlgxr38r3">
         <w:r>
           <w:rPr>
             <w:rStyle w:val="Hyperlink"/>
@@ -430,7 +430,7 @@
           <w:numId w:val="2"/>
         </w:numPr>
       </w:pPr>
-      <w:hyperlink w:history="1" r:id="rIdporokezde9nzceci0lblf">
+      <w:hyperlink w:history="1" r:id="rIdnuiuu-iqhrfikdggsczfr">
         <w:r>
           <w:rPr>
             <w:rStyle w:val="Hyperlink"/>
@@ -478,7 +478,7 @@
       <w:r>
         <w:t xml:space="preserve"> — modifié — </w:t>
       </w:r>
-      <w:hyperlink w:history="1" r:id="rIdqcph1l5vetipucc_4deje">
+      <w:hyperlink w:history="1" r:id="rId5t4shglg-zp1mz_jom56a">
         <w:r>
           <w:rPr>
             <w:rStyle w:val="Hyperlink"/>
@@ -515,7 +515,7 @@
       <w:r>
         <w:t xml:space="preserve"> — modifié — </w:t>
       </w:r>
-      <w:hyperlink w:history="1" r:id="rIdnqjij_lloaut2q80ti4je">
+      <w:hyperlink w:history="1" r:id="rIdqs676hfjr04xmc9saz-m-">
         <w:r>
           <w:rPr>
             <w:rStyle w:val="Hyperlink"/>
@@ -544,7 +544,7 @@
       <w:r>
         <w:t xml:space="preserve"> — modifié — </w:t>
       </w:r>
-      <w:hyperlink w:history="1" r:id="rIdicaj0kup34rlhbc1yaf9j">
+      <w:hyperlink w:history="1" r:id="rIdz7qrobcapa0kzji_cddqi">
         <w:r>
           <w:rPr>
             <w:rStyle w:val="Hyperlink"/>
@@ -573,7 +573,7 @@
       <w:r>
         <w:t xml:space="preserve"> — modifié — </w:t>
       </w:r>
-      <w:hyperlink w:history="1" r:id="rIdrmsmcsolcqw6inztvzva1">
+      <w:hyperlink w:history="1" r:id="rIdlgprr3ij-kxkbn7whvm5p">
         <w:r>
           <w:rPr>
             <w:rStyle w:val="Hyperlink"/>

--- a/docs/developpement/phases/word/PHASE_24_ADRESSE_DU_SITE_FLAIXEXPERT_FLAIXLABS_COM.docx
+++ b/docs/developpement/phases/word/PHASE_24_ADRESSE_DU_SITE_FLAIXEXPERT_FLAIXLABS_COM.docx
@@ -20,7 +20,7 @@
       <w:r>
         <w:t xml:space="preserve">FlaiX Expert · dossier de développement · généré le 2026-10-04 depuis le dépôt </w:t>
       </w:r>
-      <w:hyperlink w:history="1" r:id="rIdnsdz4iyjl3z2r_2cyzqgv">
+      <w:hyperlink w:history="1" r:id="rId92-1cfgvwbukgzr60inlb">
         <w:r>
           <w:rPr>
             <w:rStyle w:val="Hyperlink"/>
@@ -410,7 +410,7 @@
           <w:numId w:val="2"/>
         </w:numPr>
       </w:pPr>
-      <w:hyperlink w:history="1" r:id="rIdovabc5nteaz9dlgxr38r3">
+      <w:hyperlink w:history="1" r:id="rIduwt4vo5ssr7iqog2twr3l">
         <w:r>
           <w:rPr>
             <w:rStyle w:val="Hyperlink"/>
@@ -430,7 +430,7 @@
           <w:numId w:val="2"/>
         </w:numPr>
       </w:pPr>
-      <w:hyperlink w:history="1" r:id="rIdnuiuu-iqhrfikdggsczfr">
+      <w:hyperlink w:history="1" r:id="rIdllmsjvaos2bdcts5tg6vb">
         <w:r>
           <w:rPr>
             <w:rStyle w:val="Hyperlink"/>
@@ -478,7 +478,7 @@
       <w:r>
         <w:t xml:space="preserve"> — modifié — </w:t>
       </w:r>
-      <w:hyperlink w:history="1" r:id="rId5t4shglg-zp1mz_jom56a">
+      <w:hyperlink w:history="1" r:id="rId5otzb6w6tdji_sqfdwau5">
         <w:r>
           <w:rPr>
             <w:rStyle w:val="Hyperlink"/>
@@ -515,7 +515,7 @@
       <w:r>
         <w:t xml:space="preserve"> — modifié — </w:t>
       </w:r>
-      <w:hyperlink w:history="1" r:id="rIdqs676hfjr04xmc9saz-m-">
+      <w:hyperlink w:history="1" r:id="rId7wpiillcfmeebi9uc11wo">
         <w:r>
           <w:rPr>
             <w:rStyle w:val="Hyperlink"/>
@@ -544,7 +544,7 @@
       <w:r>
         <w:t xml:space="preserve"> — modifié — </w:t>
       </w:r>
-      <w:hyperlink w:history="1" r:id="rIdz7qrobcapa0kzji_cddqi">
+      <w:hyperlink w:history="1" r:id="rIdj8pz44pxzkfonyat5_frv">
         <w:r>
           <w:rPr>
             <w:rStyle w:val="Hyperlink"/>
@@ -573,7 +573,7 @@
       <w:r>
         <w:t xml:space="preserve"> — modifié — </w:t>
       </w:r>
-      <w:hyperlink w:history="1" r:id="rIdlgprr3ij-kxkbn7whvm5p">
+      <w:hyperlink w:history="1" r:id="rIdqxs3cjzahruvb4ufw0hbc">
         <w:r>
           <w:rPr>
             <w:rStyle w:val="Hyperlink"/>

--- a/docs/developpement/phases/word/PHASE_24_ADRESSE_DU_SITE_FLAIXEXPERT_FLAIXLABS_COM.docx
+++ b/docs/developpement/phases/word/PHASE_24_ADRESSE_DU_SITE_FLAIXEXPERT_FLAIXLABS_COM.docx
@@ -20,7 +20,7 @@
       <w:r>
         <w:t xml:space="preserve">FlaiX Expert · dossier de développement · généré le 2026-10-04 depuis le dépôt </w:t>
       </w:r>
-      <w:hyperlink w:history="1" r:id="rId92-1cfgvwbukgzr60inlb">
+      <w:hyperlink w:history="1" r:id="rId0v-hyiawru-fxgdjid1ny">
         <w:r>
           <w:rPr>
             <w:rStyle w:val="Hyperlink"/>
@@ -410,7 +410,7 @@
           <w:numId w:val="2"/>
         </w:numPr>
       </w:pPr>
-      <w:hyperlink w:history="1" r:id="rIduwt4vo5ssr7iqog2twr3l">
+      <w:hyperlink w:history="1" r:id="rId_yqgpyytyb9h63dt6cc8o">
         <w:r>
           <w:rPr>
             <w:rStyle w:val="Hyperlink"/>
@@ -430,7 +430,7 @@
           <w:numId w:val="2"/>
         </w:numPr>
       </w:pPr>
-      <w:hyperlink w:history="1" r:id="rIdllmsjvaos2bdcts5tg6vb">
+      <w:hyperlink w:history="1" r:id="rIdyp4eopudgwssuubej19dy">
         <w:r>
           <w:rPr>
             <w:rStyle w:val="Hyperlink"/>
@@ -478,7 +478,7 @@
       <w:r>
         <w:t xml:space="preserve"> — modifié — </w:t>
       </w:r>
-      <w:hyperlink w:history="1" r:id="rId5otzb6w6tdji_sqfdwau5">
+      <w:hyperlink w:history="1" r:id="rIdoliuehro4ebcivkz-ydke">
         <w:r>
           <w:rPr>
             <w:rStyle w:val="Hyperlink"/>
@@ -515,7 +515,7 @@
       <w:r>
         <w:t xml:space="preserve"> — modifié — </w:t>
       </w:r>
-      <w:hyperlink w:history="1" r:id="rId7wpiillcfmeebi9uc11wo">
+      <w:hyperlink w:history="1" r:id="rIdu8ab1o1sor_tyuw5r1kdq">
         <w:r>
           <w:rPr>
             <w:rStyle w:val="Hyperlink"/>
@@ -544,7 +544,7 @@
       <w:r>
         <w:t xml:space="preserve"> — modifié — </w:t>
       </w:r>
-      <w:hyperlink w:history="1" r:id="rIdj8pz44pxzkfonyat5_frv">
+      <w:hyperlink w:history="1" r:id="rIdxpwvyy64mqnyzkkwrj2gy">
         <w:r>
           <w:rPr>
             <w:rStyle w:val="Hyperlink"/>
@@ -573,7 +573,7 @@
       <w:r>
         <w:t xml:space="preserve"> — modifié — </w:t>
       </w:r>
-      <w:hyperlink w:history="1" r:id="rIdqxs3cjzahruvb4ufw0hbc">
+      <w:hyperlink w:history="1" r:id="rId1e21udmejtv4baizf0wfi">
         <w:r>
           <w:rPr>
             <w:rStyle w:val="Hyperlink"/>

--- a/docs/developpement/phases/word/PHASE_24_ADRESSE_DU_SITE_FLAIXEXPERT_FLAIXLABS_COM.docx
+++ b/docs/developpement/phases/word/PHASE_24_ADRESSE_DU_SITE_FLAIXEXPERT_FLAIXLABS_COM.docx
@@ -20,7 +20,7 @@
       <w:r>
         <w:t xml:space="preserve">FlaiX Expert · dossier de développement · généré le 2026-10-04 depuis le dépôt </w:t>
       </w:r>
-      <w:hyperlink w:history="1" r:id="rId0v-hyiawru-fxgdjid1ny">
+      <w:hyperlink w:history="1" r:id="rIdu9dj5rpxdkfau35lu0vg3">
         <w:r>
           <w:rPr>
             <w:rStyle w:val="Hyperlink"/>
@@ -410,7 +410,7 @@
           <w:numId w:val="2"/>
         </w:numPr>
       </w:pPr>
-      <w:hyperlink w:history="1" r:id="rId_yqgpyytyb9h63dt6cc8o">
+      <w:hyperlink w:history="1" r:id="rIdtks4b_u3qprc7rsndaigx">
         <w:r>
           <w:rPr>
             <w:rStyle w:val="Hyperlink"/>
@@ -430,7 +430,7 @@
           <w:numId w:val="2"/>
         </w:numPr>
       </w:pPr>
-      <w:hyperlink w:history="1" r:id="rIdyp4eopudgwssuubej19dy">
+      <w:hyperlink w:history="1" r:id="rIdcph75goxhnss_p_kcjeoz">
         <w:r>
           <w:rPr>
             <w:rStyle w:val="Hyperlink"/>
@@ -478,7 +478,7 @@
       <w:r>
         <w:t xml:space="preserve"> — modifié — </w:t>
       </w:r>
-      <w:hyperlink w:history="1" r:id="rIdoliuehro4ebcivkz-ydke">
+      <w:hyperlink w:history="1" r:id="rIdwhicazdivhl3u0e-mvn9f">
         <w:r>
           <w:rPr>
             <w:rStyle w:val="Hyperlink"/>
@@ -515,7 +515,7 @@
       <w:r>
         <w:t xml:space="preserve"> — modifié — </w:t>
       </w:r>
-      <w:hyperlink w:history="1" r:id="rIdu8ab1o1sor_tyuw5r1kdq">
+      <w:hyperlink w:history="1" r:id="rIdwa9ce8m6lmxm-rpqsgikf">
         <w:r>
           <w:rPr>
             <w:rStyle w:val="Hyperlink"/>
@@ -544,7 +544,7 @@
       <w:r>
         <w:t xml:space="preserve"> — modifié — </w:t>
       </w:r>
-      <w:hyperlink w:history="1" r:id="rIdxpwvyy64mqnyzkkwrj2gy">
+      <w:hyperlink w:history="1" r:id="rIdp7fqwxngp6joombb4ncb-">
         <w:r>
           <w:rPr>
             <w:rStyle w:val="Hyperlink"/>
@@ -573,7 +573,7 @@
       <w:r>
         <w:t xml:space="preserve"> — modifié — </w:t>
       </w:r>
-      <w:hyperlink w:history="1" r:id="rId1e21udmejtv4baizf0wfi">
+      <w:hyperlink w:history="1" r:id="rId30wfw7wlq29dlr8izgkiz">
         <w:r>
           <w:rPr>
             <w:rStyle w:val="Hyperlink"/>

--- a/docs/developpement/phases/word/PHASE_24_ADRESSE_DU_SITE_FLAIXEXPERT_FLAIXLABS_COM.docx
+++ b/docs/developpement/phases/word/PHASE_24_ADRESSE_DU_SITE_FLAIXEXPERT_FLAIXLABS_COM.docx
@@ -20,7 +20,7 @@
       <w:r>
         <w:t xml:space="preserve">FlaiX Expert · dossier de développement · généré le 2026-10-04 depuis le dépôt </w:t>
       </w:r>
-      <w:hyperlink w:history="1" r:id="rIdu9dj5rpxdkfau35lu0vg3">
+      <w:hyperlink w:history="1" r:id="rId8lpc-cukabzboziatvx1a">
         <w:r>
           <w:rPr>
             <w:rStyle w:val="Hyperlink"/>
@@ -410,7 +410,7 @@
           <w:numId w:val="2"/>
         </w:numPr>
       </w:pPr>
-      <w:hyperlink w:history="1" r:id="rIdtks4b_u3qprc7rsndaigx">
+      <w:hyperlink w:history="1" r:id="rIdcmffglgiyxu5u338bwvrk">
         <w:r>
           <w:rPr>
             <w:rStyle w:val="Hyperlink"/>
@@ -430,7 +430,7 @@
           <w:numId w:val="2"/>
         </w:numPr>
       </w:pPr>
-      <w:hyperlink w:history="1" r:id="rIdcph75goxhnss_p_kcjeoz">
+      <w:hyperlink w:history="1" r:id="rIdvovfpcdoj5pbyagsbcnme">
         <w:r>
           <w:rPr>
             <w:rStyle w:val="Hyperlink"/>
@@ -478,7 +478,7 @@
       <w:r>
         <w:t xml:space="preserve"> — modifié — </w:t>
       </w:r>
-      <w:hyperlink w:history="1" r:id="rIdwhicazdivhl3u0e-mvn9f">
+      <w:hyperlink w:history="1" r:id="rIdfdii1hdnno0ixndf5-rao">
         <w:r>
           <w:rPr>
             <w:rStyle w:val="Hyperlink"/>
@@ -515,7 +515,7 @@
       <w:r>
         <w:t xml:space="preserve"> — modifié — </w:t>
       </w:r>
-      <w:hyperlink w:history="1" r:id="rIdwa9ce8m6lmxm-rpqsgikf">
+      <w:hyperlink w:history="1" r:id="rIdd8a8tzpr4e8idiuhtlzml">
         <w:r>
           <w:rPr>
             <w:rStyle w:val="Hyperlink"/>
@@ -544,7 +544,7 @@
       <w:r>
         <w:t xml:space="preserve"> — modifié — </w:t>
       </w:r>
-      <w:hyperlink w:history="1" r:id="rIdp7fqwxngp6joombb4ncb-">
+      <w:hyperlink w:history="1" r:id="rIdy3odmyg6a6qyyrici9zcw">
         <w:r>
           <w:rPr>
             <w:rStyle w:val="Hyperlink"/>
@@ -573,7 +573,7 @@
       <w:r>
         <w:t xml:space="preserve"> — modifié — </w:t>
       </w:r>
-      <w:hyperlink w:history="1" r:id="rId30wfw7wlq29dlr8izgkiz">
+      <w:hyperlink w:history="1" r:id="rId1rcnldbjbwvpihx7dprlw">
         <w:r>
           <w:rPr>
             <w:rStyle w:val="Hyperlink"/>

--- a/docs/developpement/phases/word/PHASE_24_ADRESSE_DU_SITE_FLAIXEXPERT_FLAIXLABS_COM.docx
+++ b/docs/developpement/phases/word/PHASE_24_ADRESSE_DU_SITE_FLAIXEXPERT_FLAIXLABS_COM.docx
@@ -20,7 +20,7 @@
       <w:r>
         <w:t xml:space="preserve">FlaiX Expert · dossier de développement · généré le 2026-10-04 depuis le dépôt </w:t>
       </w:r>
-      <w:hyperlink w:history="1" r:id="rId8lpc-cukabzboziatvx1a">
+      <w:hyperlink w:history="1" r:id="rIdvnnjfmzcb_pzqjgbdmai_">
         <w:r>
           <w:rPr>
             <w:rStyle w:val="Hyperlink"/>
@@ -410,7 +410,7 @@
           <w:numId w:val="2"/>
         </w:numPr>
       </w:pPr>
-      <w:hyperlink w:history="1" r:id="rIdcmffglgiyxu5u338bwvrk">
+      <w:hyperlink w:history="1" r:id="rIdy0ykicmj8lz27ligtj_ti">
         <w:r>
           <w:rPr>
             <w:rStyle w:val="Hyperlink"/>
@@ -430,7 +430,7 @@
           <w:numId w:val="2"/>
         </w:numPr>
       </w:pPr>
-      <w:hyperlink w:history="1" r:id="rIdvovfpcdoj5pbyagsbcnme">
+      <w:hyperlink w:history="1" r:id="rId-vgrjwuemdnafsxdr7xuv">
         <w:r>
           <w:rPr>
             <w:rStyle w:val="Hyperlink"/>
@@ -478,7 +478,7 @@
       <w:r>
         <w:t xml:space="preserve"> — modifié — </w:t>
       </w:r>
-      <w:hyperlink w:history="1" r:id="rIdfdii1hdnno0ixndf5-rao">
+      <w:hyperlink w:history="1" r:id="rId7ldervhqz8gb8enuiykyr">
         <w:r>
           <w:rPr>
             <w:rStyle w:val="Hyperlink"/>
@@ -515,7 +515,7 @@
       <w:r>
         <w:t xml:space="preserve"> — modifié — </w:t>
       </w:r>
-      <w:hyperlink w:history="1" r:id="rIdd8a8tzpr4e8idiuhtlzml">
+      <w:hyperlink w:history="1" r:id="rIdc5y05wrrgruateowk9ymz">
         <w:r>
           <w:rPr>
             <w:rStyle w:val="Hyperlink"/>
@@ -544,7 +544,7 @@
       <w:r>
         <w:t xml:space="preserve"> — modifié — </w:t>
       </w:r>
-      <w:hyperlink w:history="1" r:id="rIdy3odmyg6a6qyyrici9zcw">
+      <w:hyperlink w:history="1" r:id="rId0nzmsg1flqrfhhqw2yjdg">
         <w:r>
           <w:rPr>
             <w:rStyle w:val="Hyperlink"/>
@@ -573,7 +573,7 @@
       <w:r>
         <w:t xml:space="preserve"> — modifié — </w:t>
       </w:r>
-      <w:hyperlink w:history="1" r:id="rId1rcnldbjbwvpihx7dprlw">
+      <w:hyperlink w:history="1" r:id="rIdo_hsrta77w27-hq4mlkmu">
         <w:r>
           <w:rPr>
             <w:rStyle w:val="Hyperlink"/>

--- a/docs/developpement/phases/word/PHASE_24_ADRESSE_DU_SITE_FLAIXEXPERT_FLAIXLABS_COM.docx
+++ b/docs/developpement/phases/word/PHASE_24_ADRESSE_DU_SITE_FLAIXEXPERT_FLAIXLABS_COM.docx
@@ -18,9 +18,9 @@
         <w:shd w:fill="F6F3FF" w:color="auto" w:val="clear"/>
       </w:pPr>
       <w:r>
-        <w:t xml:space="preserve">FlaiX Expert · dossier de développement · généré le 2026-10-04 depuis le dépôt </w:t>
-      </w:r>
-      <w:hyperlink w:history="1" r:id="rIdvnnjfmzcb_pzqjgbdmai_">
+        <w:t xml:space="preserve">FlaiX Expert · dossier de développement · généré le 2026-10-19 depuis le dépôt </w:t>
+      </w:r>
+      <w:hyperlink w:history="1" r:id="rId-uxikbbwutipzmsogdvw7">
         <w:r>
           <w:rPr>
             <w:rStyle w:val="Hyperlink"/>
@@ -410,7 +410,7 @@
           <w:numId w:val="2"/>
         </w:numPr>
       </w:pPr>
-      <w:hyperlink w:history="1" r:id="rIdy0ykicmj8lz27ligtj_ti">
+      <w:hyperlink w:history="1" r:id="rId_gfxavwaotqbuqwjfuvrj">
         <w:r>
           <w:rPr>
             <w:rStyle w:val="Hyperlink"/>
@@ -430,7 +430,7 @@
           <w:numId w:val="2"/>
         </w:numPr>
       </w:pPr>
-      <w:hyperlink w:history="1" r:id="rId-vgrjwuemdnafsxdr7xuv">
+      <w:hyperlink w:history="1" r:id="rIdsgnhvcmizfnrt1r6lspvb">
         <w:r>
           <w:rPr>
             <w:rStyle w:val="Hyperlink"/>
@@ -478,7 +478,7 @@
       <w:r>
         <w:t xml:space="preserve"> — modifié — </w:t>
       </w:r>
-      <w:hyperlink w:history="1" r:id="rId7ldervhqz8gb8enuiykyr">
+      <w:hyperlink w:history="1" r:id="rIdvticov_t4o4ydpot-dx6v">
         <w:r>
           <w:rPr>
             <w:rStyle w:val="Hyperlink"/>
@@ -515,7 +515,7 @@
       <w:r>
         <w:t xml:space="preserve"> — modifié — </w:t>
       </w:r>
-      <w:hyperlink w:history="1" r:id="rIdc5y05wrrgruateowk9ymz">
+      <w:hyperlink w:history="1" r:id="rIdyhpk-flp_7imj0hmkwqm9">
         <w:r>
           <w:rPr>
             <w:rStyle w:val="Hyperlink"/>
@@ -544,7 +544,7 @@
       <w:r>
         <w:t xml:space="preserve"> — modifié — </w:t>
       </w:r>
-      <w:hyperlink w:history="1" r:id="rId0nzmsg1flqrfhhqw2yjdg">
+      <w:hyperlink w:history="1" r:id="rIdxh9rkfdvwmi6-hezlri2d">
         <w:r>
           <w:rPr>
             <w:rStyle w:val="Hyperlink"/>
@@ -573,7 +573,7 @@
       <w:r>
         <w:t xml:space="preserve"> — modifié — </w:t>
       </w:r>
-      <w:hyperlink w:history="1" r:id="rIdo_hsrta77w27-hq4mlkmu">
+      <w:hyperlink w:history="1" r:id="rIdan2gl2_r1pgr1fsw8le2m">
         <w:r>
           <w:rPr>
             <w:rStyle w:val="Hyperlink"/>

--- a/docs/developpement/phases/word/PHASE_24_ADRESSE_DU_SITE_FLAIXEXPERT_FLAIXLABS_COM.docx
+++ b/docs/developpement/phases/word/PHASE_24_ADRESSE_DU_SITE_FLAIXEXPERT_FLAIXLABS_COM.docx
@@ -20,7 +20,7 @@
       <w:r>
         <w:t xml:space="preserve">FlaiX Expert · dossier de développement · généré le 2026-10-19 depuis le dépôt </w:t>
       </w:r>
-      <w:hyperlink w:history="1" r:id="rId-uxikbbwutipzmsogdvw7">
+      <w:hyperlink w:history="1" r:id="rIdszvy4sw3wjsvuyxoutdtz">
         <w:r>
           <w:rPr>
             <w:rStyle w:val="Hyperlink"/>
@@ -410,7 +410,7 @@
           <w:numId w:val="2"/>
         </w:numPr>
       </w:pPr>
-      <w:hyperlink w:history="1" r:id="rId_gfxavwaotqbuqwjfuvrj">
+      <w:hyperlink w:history="1" r:id="rIdxt6sl8n2h_24fdqnnycf8">
         <w:r>
           <w:rPr>
             <w:rStyle w:val="Hyperlink"/>
@@ -430,7 +430,7 @@
           <w:numId w:val="2"/>
         </w:numPr>
       </w:pPr>
-      <w:hyperlink w:history="1" r:id="rIdsgnhvcmizfnrt1r6lspvb">
+      <w:hyperlink w:history="1" r:id="rIdxekrjrny-wwqafvce3z2q">
         <w:r>
           <w:rPr>
             <w:rStyle w:val="Hyperlink"/>
@@ -478,7 +478,7 @@
       <w:r>
         <w:t xml:space="preserve"> — modifié — </w:t>
       </w:r>
-      <w:hyperlink w:history="1" r:id="rIdvticov_t4o4ydpot-dx6v">
+      <w:hyperlink w:history="1" r:id="rIdqwt2le477zxvji1zinlyz">
         <w:r>
           <w:rPr>
             <w:rStyle w:val="Hyperlink"/>
@@ -515,7 +515,7 @@
       <w:r>
         <w:t xml:space="preserve"> — modifié — </w:t>
       </w:r>
-      <w:hyperlink w:history="1" r:id="rIdyhpk-flp_7imj0hmkwqm9">
+      <w:hyperlink w:history="1" r:id="rIduguowmhmergtid94vrp34">
         <w:r>
           <w:rPr>
             <w:rStyle w:val="Hyperlink"/>
@@ -544,7 +544,7 @@
       <w:r>
         <w:t xml:space="preserve"> — modifié — </w:t>
       </w:r>
-      <w:hyperlink w:history="1" r:id="rIdxh9rkfdvwmi6-hezlri2d">
+      <w:hyperlink w:history="1" r:id="rIddbe8znwfcrockoprbze4a">
         <w:r>
           <w:rPr>
             <w:rStyle w:val="Hyperlink"/>
@@ -573,7 +573,7 @@
       <w:r>
         <w:t xml:space="preserve"> — modifié — </w:t>
       </w:r>
-      <w:hyperlink w:history="1" r:id="rIdan2gl2_r1pgr1fsw8le2m">
+      <w:hyperlink w:history="1" r:id="rId1w_tyzoyx5fwl6_b7urm1">
         <w:r>
           <w:rPr>
             <w:rStyle w:val="Hyperlink"/>

--- a/docs/developpement/phases/word/PHASE_24_ADRESSE_DU_SITE_FLAIXEXPERT_FLAIXLABS_COM.docx
+++ b/docs/developpement/phases/word/PHASE_24_ADRESSE_DU_SITE_FLAIXEXPERT_FLAIXLABS_COM.docx
@@ -20,7 +20,7 @@
       <w:r>
         <w:t xml:space="preserve">FlaiX Expert · dossier de développement · généré le 2026-10-19 depuis le dépôt </w:t>
       </w:r>
-      <w:hyperlink w:history="1" r:id="rIdszvy4sw3wjsvuyxoutdtz">
+      <w:hyperlink w:history="1" r:id="rId0cmxqekcdkf0k7c-dfy0f">
         <w:r>
           <w:rPr>
             <w:rStyle w:val="Hyperlink"/>
@@ -410,7 +410,7 @@
           <w:numId w:val="2"/>
         </w:numPr>
       </w:pPr>
-      <w:hyperlink w:history="1" r:id="rIdxt6sl8n2h_24fdqnnycf8">
+      <w:hyperlink w:history="1" r:id="rId6zlb9guukxjdojjfxbndn">
         <w:r>
           <w:rPr>
             <w:rStyle w:val="Hyperlink"/>
@@ -430,7 +430,7 @@
           <w:numId w:val="2"/>
         </w:numPr>
       </w:pPr>
-      <w:hyperlink w:history="1" r:id="rIdxekrjrny-wwqafvce3z2q">
+      <w:hyperlink w:history="1" r:id="rId6labugor5uojxkpdvlx6z">
         <w:r>
           <w:rPr>
             <w:rStyle w:val="Hyperlink"/>
@@ -478,7 +478,7 @@
       <w:r>
         <w:t xml:space="preserve"> — modifié — </w:t>
       </w:r>
-      <w:hyperlink w:history="1" r:id="rIdqwt2le477zxvji1zinlyz">
+      <w:hyperlink w:history="1" r:id="rId2lugcarbjgpl5bvucohcg">
         <w:r>
           <w:rPr>
             <w:rStyle w:val="Hyperlink"/>
@@ -515,7 +515,7 @@
       <w:r>
         <w:t xml:space="preserve"> — modifié — </w:t>
       </w:r>
-      <w:hyperlink w:history="1" r:id="rIduguowmhmergtid94vrp34">
+      <w:hyperlink w:history="1" r:id="rIde1qxzal5x00xzmipvfsum">
         <w:r>
           <w:rPr>
             <w:rStyle w:val="Hyperlink"/>
@@ -544,7 +544,7 @@
       <w:r>
         <w:t xml:space="preserve"> — modifié — </w:t>
       </w:r>
-      <w:hyperlink w:history="1" r:id="rIddbe8znwfcrockoprbze4a">
+      <w:hyperlink w:history="1" r:id="rIdqbhp_enzbhvgasznzw3uk">
         <w:r>
           <w:rPr>
             <w:rStyle w:val="Hyperlink"/>
@@ -573,7 +573,7 @@
       <w:r>
         <w:t xml:space="preserve"> — modifié — </w:t>
       </w:r>
-      <w:hyperlink w:history="1" r:id="rId1w_tyzoyx5fwl6_b7urm1">
+      <w:hyperlink w:history="1" r:id="rIda8afxtann8grl9s8oioqe">
         <w:r>
           <w:rPr>
             <w:rStyle w:val="Hyperlink"/>

--- a/docs/developpement/phases/word/PHASE_24_ADRESSE_DU_SITE_FLAIXEXPERT_FLAIXLABS_COM.docx
+++ b/docs/developpement/phases/word/PHASE_24_ADRESSE_DU_SITE_FLAIXEXPERT_FLAIXLABS_COM.docx
@@ -20,7 +20,7 @@
       <w:r>
         <w:t xml:space="preserve">FlaiX Expert · dossier de développement · généré le 2026-10-19 depuis le dépôt </w:t>
       </w:r>
-      <w:hyperlink w:history="1" r:id="rId0cmxqekcdkf0k7c-dfy0f">
+      <w:hyperlink w:history="1" r:id="rIdvtybls5066kompmy_prqt">
         <w:r>
           <w:rPr>
             <w:rStyle w:val="Hyperlink"/>
@@ -410,7 +410,7 @@
           <w:numId w:val="2"/>
         </w:numPr>
       </w:pPr>
-      <w:hyperlink w:history="1" r:id="rId6zlb9guukxjdojjfxbndn">
+      <w:hyperlink w:history="1" r:id="rIdmclvl7akhlgpl0amd_8go">
         <w:r>
           <w:rPr>
             <w:rStyle w:val="Hyperlink"/>
@@ -430,7 +430,7 @@
           <w:numId w:val="2"/>
         </w:numPr>
       </w:pPr>
-      <w:hyperlink w:history="1" r:id="rId6labugor5uojxkpdvlx6z">
+      <w:hyperlink w:history="1" r:id="rId9k5b-91iyy59s1ftdzb7d">
         <w:r>
           <w:rPr>
             <w:rStyle w:val="Hyperlink"/>
@@ -478,7 +478,7 @@
       <w:r>
         <w:t xml:space="preserve"> — modifié — </w:t>
       </w:r>
-      <w:hyperlink w:history="1" r:id="rId2lugcarbjgpl5bvucohcg">
+      <w:hyperlink w:history="1" r:id="rIdusg-hf0dtdbtumzr5wouy">
         <w:r>
           <w:rPr>
             <w:rStyle w:val="Hyperlink"/>
@@ -515,7 +515,7 @@
       <w:r>
         <w:t xml:space="preserve"> — modifié — </w:t>
       </w:r>
-      <w:hyperlink w:history="1" r:id="rIde1qxzal5x00xzmipvfsum">
+      <w:hyperlink w:history="1" r:id="rIdjriiqdg4xig3kxvda3q52">
         <w:r>
           <w:rPr>
             <w:rStyle w:val="Hyperlink"/>
@@ -544,7 +544,7 @@
       <w:r>
         <w:t xml:space="preserve"> — modifié — </w:t>
       </w:r>
-      <w:hyperlink w:history="1" r:id="rIdqbhp_enzbhvgasznzw3uk">
+      <w:hyperlink w:history="1" r:id="rIdw_fn1hbxpcb7u5hgviqty">
         <w:r>
           <w:rPr>
             <w:rStyle w:val="Hyperlink"/>
@@ -573,7 +573,7 @@
       <w:r>
         <w:t xml:space="preserve"> — modifié — </w:t>
       </w:r>
-      <w:hyperlink w:history="1" r:id="rIda8afxtann8grl9s8oioqe">
+      <w:hyperlink w:history="1" r:id="rIdcze9reo-i6jwzntto6kvt">
         <w:r>
           <w:rPr>
             <w:rStyle w:val="Hyperlink"/>

--- a/docs/developpement/phases/word/PHASE_24_ADRESSE_DU_SITE_FLAIXEXPERT_FLAIXLABS_COM.docx
+++ b/docs/developpement/phases/word/PHASE_24_ADRESSE_DU_SITE_FLAIXEXPERT_FLAIXLABS_COM.docx
@@ -20,7 +20,7 @@
       <w:r>
         <w:t xml:space="preserve">FlaiX Expert · dossier de développement · généré le 2026-10-19 depuis le dépôt </w:t>
       </w:r>
-      <w:hyperlink w:history="1" r:id="rIdvtybls5066kompmy_prqt">
+      <w:hyperlink w:history="1" r:id="rIdbvavw3g-6dhlulctxq4tb">
         <w:r>
           <w:rPr>
             <w:rStyle w:val="Hyperlink"/>
@@ -410,7 +410,7 @@
           <w:numId w:val="2"/>
         </w:numPr>
       </w:pPr>
-      <w:hyperlink w:history="1" r:id="rIdmclvl7akhlgpl0amd_8go">
+      <w:hyperlink w:history="1" r:id="rIdaxxy-rdgv8jgsd6rhoi7j">
         <w:r>
           <w:rPr>
             <w:rStyle w:val="Hyperlink"/>
@@ -430,7 +430,7 @@
           <w:numId w:val="2"/>
         </w:numPr>
       </w:pPr>
-      <w:hyperlink w:history="1" r:id="rId9k5b-91iyy59s1ftdzb7d">
+      <w:hyperlink w:history="1" r:id="rIdpduny0krbcwhe2cwh8h6q">
         <w:r>
           <w:rPr>
             <w:rStyle w:val="Hyperlink"/>
@@ -478,7 +478,7 @@
       <w:r>
         <w:t xml:space="preserve"> — modifié — </w:t>
       </w:r>
-      <w:hyperlink w:history="1" r:id="rIdusg-hf0dtdbtumzr5wouy">
+      <w:hyperlink w:history="1" r:id="rIddfatuohaifpdyle0ucrrd">
         <w:r>
           <w:rPr>
             <w:rStyle w:val="Hyperlink"/>
@@ -515,7 +515,7 @@
       <w:r>
         <w:t xml:space="preserve"> — modifié — </w:t>
       </w:r>
-      <w:hyperlink w:history="1" r:id="rIdjriiqdg4xig3kxvda3q52">
+      <w:hyperlink w:history="1" r:id="rIdkoju3uy0zc9-syiryn4mx">
         <w:r>
           <w:rPr>
             <w:rStyle w:val="Hyperlink"/>
@@ -544,7 +544,7 @@
       <w:r>
         <w:t xml:space="preserve"> — modifié — </w:t>
       </w:r>
-      <w:hyperlink w:history="1" r:id="rIdw_fn1hbxpcb7u5hgviqty">
+      <w:hyperlink w:history="1" r:id="rId9akksfcavuqgdlwplzehb">
         <w:r>
           <w:rPr>
             <w:rStyle w:val="Hyperlink"/>
@@ -573,7 +573,7 @@
       <w:r>
         <w:t xml:space="preserve"> — modifié — </w:t>
       </w:r>
-      <w:hyperlink w:history="1" r:id="rIdcze9reo-i6jwzntto6kvt">
+      <w:hyperlink w:history="1" r:id="rIdkryignyxbdhmpjyt6bazp">
         <w:r>
           <w:rPr>
             <w:rStyle w:val="Hyperlink"/>

--- a/docs/developpement/phases/word/PHASE_24_ADRESSE_DU_SITE_FLAIXEXPERT_FLAIXLABS_COM.docx
+++ b/docs/developpement/phases/word/PHASE_24_ADRESSE_DU_SITE_FLAIXEXPERT_FLAIXLABS_COM.docx
@@ -18,9 +18,9 @@
         <w:shd w:fill="F6F3FF" w:color="auto" w:val="clear"/>
       </w:pPr>
       <w:r>
-        <w:t xml:space="preserve">FlaiX Expert · dossier de développement · généré le 2026-10-19 depuis le dépôt </w:t>
-      </w:r>
-      <w:hyperlink w:history="1" r:id="rIdbvavw3g-6dhlulctxq4tb">
+        <w:t xml:space="preserve">FlaiX Expert · dossier de développement · généré le 2026-10-21 depuis le dépôt </w:t>
+      </w:r>
+      <w:hyperlink w:history="1" r:id="rIdgiyha2idwcunrqcg6l11j">
         <w:r>
           <w:rPr>
             <w:rStyle w:val="Hyperlink"/>
@@ -410,7 +410,7 @@
           <w:numId w:val="2"/>
         </w:numPr>
       </w:pPr>
-      <w:hyperlink w:history="1" r:id="rIdaxxy-rdgv8jgsd6rhoi7j">
+      <w:hyperlink w:history="1" r:id="rIdslauciugxh6pj46ypipp7">
         <w:r>
           <w:rPr>
             <w:rStyle w:val="Hyperlink"/>
@@ -430,7 +430,7 @@
           <w:numId w:val="2"/>
         </w:numPr>
       </w:pPr>
-      <w:hyperlink w:history="1" r:id="rIdpduny0krbcwhe2cwh8h6q">
+      <w:hyperlink w:history="1" r:id="rIdpdfdxzcflouwoi3uznaxp">
         <w:r>
           <w:rPr>
             <w:rStyle w:val="Hyperlink"/>
@@ -478,7 +478,7 @@
       <w:r>
         <w:t xml:space="preserve"> — modifié — </w:t>
       </w:r>
-      <w:hyperlink w:history="1" r:id="rIddfatuohaifpdyle0ucrrd">
+      <w:hyperlink w:history="1" r:id="rIdx_xf-ape4vjjanxufhu06">
         <w:r>
           <w:rPr>
             <w:rStyle w:val="Hyperlink"/>
@@ -515,7 +515,7 @@
       <w:r>
         <w:t xml:space="preserve"> — modifié — </w:t>
       </w:r>
-      <w:hyperlink w:history="1" r:id="rIdkoju3uy0zc9-syiryn4mx">
+      <w:hyperlink w:history="1" r:id="rIdcvke7muu_nnqawglyyrhe">
         <w:r>
           <w:rPr>
             <w:rStyle w:val="Hyperlink"/>
@@ -544,7 +544,7 @@
       <w:r>
         <w:t xml:space="preserve"> — modifié — </w:t>
       </w:r>
-      <w:hyperlink w:history="1" r:id="rId9akksfcavuqgdlwplzehb">
+      <w:hyperlink w:history="1" r:id="rId22i4vlrom7zn_tt4wksdh">
         <w:r>
           <w:rPr>
             <w:rStyle w:val="Hyperlink"/>
@@ -573,7 +573,7 @@
       <w:r>
         <w:t xml:space="preserve"> — modifié — </w:t>
       </w:r>
-      <w:hyperlink w:history="1" r:id="rIdkryignyxbdhmpjyt6bazp">
+      <w:hyperlink w:history="1" r:id="rId4zvacty3r2pggfaa9hben">
         <w:r>
           <w:rPr>
             <w:rStyle w:val="Hyperlink"/>

--- a/docs/developpement/phases/word/PHASE_24_ADRESSE_DU_SITE_FLAIXEXPERT_FLAIXLABS_COM.docx
+++ b/docs/developpement/phases/word/PHASE_24_ADRESSE_DU_SITE_FLAIXEXPERT_FLAIXLABS_COM.docx
@@ -20,7 +20,7 @@
       <w:r>
         <w:t xml:space="preserve">FlaiX Expert · dossier de développement · généré le 2026-10-21 depuis le dépôt </w:t>
       </w:r>
-      <w:hyperlink w:history="1" r:id="rIdgiyha2idwcunrqcg6l11j">
+      <w:hyperlink w:history="1" r:id="rId38u_epkdld8tsc0saltay">
         <w:r>
           <w:rPr>
             <w:rStyle w:val="Hyperlink"/>
@@ -410,7 +410,7 @@
           <w:numId w:val="2"/>
         </w:numPr>
       </w:pPr>
-      <w:hyperlink w:history="1" r:id="rIdslauciugxh6pj46ypipp7">
+      <w:hyperlink w:history="1" r:id="rIdcxueidhowy3b5dwsgpxrr">
         <w:r>
           <w:rPr>
             <w:rStyle w:val="Hyperlink"/>
@@ -430,7 +430,7 @@
           <w:numId w:val="2"/>
         </w:numPr>
       </w:pPr>
-      <w:hyperlink w:history="1" r:id="rIdpdfdxzcflouwoi3uznaxp">
+      <w:hyperlink w:history="1" r:id="rId50zuxfzuaefpqxewlvcva">
         <w:r>
           <w:rPr>
             <w:rStyle w:val="Hyperlink"/>
@@ -478,7 +478,7 @@
       <w:r>
         <w:t xml:space="preserve"> — modifié — </w:t>
       </w:r>
-      <w:hyperlink w:history="1" r:id="rIdx_xf-ape4vjjanxufhu06">
+      <w:hyperlink w:history="1" r:id="rIddacyo-7c8ou6uzlru3nqv">
         <w:r>
           <w:rPr>
             <w:rStyle w:val="Hyperlink"/>
@@ -515,7 +515,7 @@
       <w:r>
         <w:t xml:space="preserve"> — modifié — </w:t>
       </w:r>
-      <w:hyperlink w:history="1" r:id="rIdcvke7muu_nnqawglyyrhe">
+      <w:hyperlink w:history="1" r:id="rIdopy84y6rqa8ymsmwh-mbe">
         <w:r>
           <w:rPr>
             <w:rStyle w:val="Hyperlink"/>
@@ -544,7 +544,7 @@
       <w:r>
         <w:t xml:space="preserve"> — modifié — </w:t>
       </w:r>
-      <w:hyperlink w:history="1" r:id="rId22i4vlrom7zn_tt4wksdh">
+      <w:hyperlink w:history="1" r:id="rIdclyizwne93lwsflepugvx">
         <w:r>
           <w:rPr>
             <w:rStyle w:val="Hyperlink"/>
@@ -573,7 +573,7 @@
       <w:r>
         <w:t xml:space="preserve"> — modifié — </w:t>
       </w:r>
-      <w:hyperlink w:history="1" r:id="rId4zvacty3r2pggfaa9hben">
+      <w:hyperlink w:history="1" r:id="rIdudz8vaavjgqyayzxp5mcd">
         <w:r>
           <w:rPr>
             <w:rStyle w:val="Hyperlink"/>

--- a/docs/developpement/phases/word/PHASE_24_ADRESSE_DU_SITE_FLAIXEXPERT_FLAIXLABS_COM.docx
+++ b/docs/developpement/phases/word/PHASE_24_ADRESSE_DU_SITE_FLAIXEXPERT_FLAIXLABS_COM.docx
@@ -18,9 +18,9 @@
         <w:shd w:fill="F6F3FF" w:color="auto" w:val="clear"/>
       </w:pPr>
       <w:r>
-        <w:t xml:space="preserve">FlaiX Expert · dossier de développement · généré le 2026-10-21 depuis le dépôt </w:t>
-      </w:r>
-      <w:hyperlink w:history="1" r:id="rId38u_epkdld8tsc0saltay">
+        <w:t xml:space="preserve">FlaiX Expert · dossier de développement · généré le 2026-10-23 depuis le dépôt </w:t>
+      </w:r>
+      <w:hyperlink w:history="1" r:id="rIdbhfmw1kwtifdx6l67gcck">
         <w:r>
           <w:rPr>
             <w:rStyle w:val="Hyperlink"/>
@@ -410,7 +410,7 @@
           <w:numId w:val="2"/>
         </w:numPr>
       </w:pPr>
-      <w:hyperlink w:history="1" r:id="rIdcxueidhowy3b5dwsgpxrr">
+      <w:hyperlink w:history="1" r:id="rIdk65jdx7im7ywvntxyjpcu">
         <w:r>
           <w:rPr>
             <w:rStyle w:val="Hyperlink"/>
@@ -430,7 +430,7 @@
           <w:numId w:val="2"/>
         </w:numPr>
       </w:pPr>
-      <w:hyperlink w:history="1" r:id="rId50zuxfzuaefpqxewlvcva">
+      <w:hyperlink w:history="1" r:id="rIdlh3gnbxnj4pqrcrfjsdes">
         <w:r>
           <w:rPr>
             <w:rStyle w:val="Hyperlink"/>
@@ -478,7 +478,7 @@
       <w:r>
         <w:t xml:space="preserve"> — modifié — </w:t>
       </w:r>
-      <w:hyperlink w:history="1" r:id="rIddacyo-7c8ou6uzlru3nqv">
+      <w:hyperlink w:history="1" r:id="rId55d-tzh4ytyk4-dl7a5cu">
         <w:r>
           <w:rPr>
             <w:rStyle w:val="Hyperlink"/>
@@ -515,7 +515,7 @@
       <w:r>
         <w:t xml:space="preserve"> — modifié — </w:t>
       </w:r>
-      <w:hyperlink w:history="1" r:id="rIdopy84y6rqa8ymsmwh-mbe">
+      <w:hyperlink w:history="1" r:id="rIdyebjk52t31eb8_wkkhf1o">
         <w:r>
           <w:rPr>
             <w:rStyle w:val="Hyperlink"/>
@@ -544,7 +544,7 @@
       <w:r>
         <w:t xml:space="preserve"> — modifié — </w:t>
       </w:r>
-      <w:hyperlink w:history="1" r:id="rIdclyizwne93lwsflepugvx">
+      <w:hyperlink w:history="1" r:id="rIdllrvhslejor1hnuhwjxzt">
         <w:r>
           <w:rPr>
             <w:rStyle w:val="Hyperlink"/>
@@ -573,7 +573,7 @@
       <w:r>
         <w:t xml:space="preserve"> — modifié — </w:t>
       </w:r>
-      <w:hyperlink w:history="1" r:id="rIdudz8vaavjgqyayzxp5mcd">
+      <w:hyperlink w:history="1" r:id="rId6cb1lnmpysinfyfur_iwd">
         <w:r>
           <w:rPr>
             <w:rStyle w:val="Hyperlink"/>

--- a/docs/developpement/phases/word/PHASE_24_ADRESSE_DU_SITE_FLAIXEXPERT_FLAIXLABS_COM.docx
+++ b/docs/developpement/phases/word/PHASE_24_ADRESSE_DU_SITE_FLAIXEXPERT_FLAIXLABS_COM.docx
@@ -18,9 +18,9 @@
         <w:shd w:fill="F6F3FF" w:color="auto" w:val="clear"/>
       </w:pPr>
       <w:r>
-        <w:t xml:space="preserve">FlaiX Expert · dossier de développement · généré le 2026-10-23 depuis le dépôt </w:t>
-      </w:r>
-      <w:hyperlink w:history="1" r:id="rIdbhfmw1kwtifdx6l67gcck">
+        <w:t xml:space="preserve">FlaiX Expert · dossier de développement · généré le 2026-10-24 depuis le dépôt </w:t>
+      </w:r>
+      <w:hyperlink w:history="1" r:id="rIdk2rtlsjvzwjc96yxthbb6">
         <w:r>
           <w:rPr>
             <w:rStyle w:val="Hyperlink"/>
@@ -410,7 +410,7 @@
           <w:numId w:val="2"/>
         </w:numPr>
       </w:pPr>
-      <w:hyperlink w:history="1" r:id="rIdk65jdx7im7ywvntxyjpcu">
+      <w:hyperlink w:history="1" r:id="rId4yzz87tj6kt9rmmnpoclp">
         <w:r>
           <w:rPr>
             <w:rStyle w:val="Hyperlink"/>
@@ -430,7 +430,7 @@
           <w:numId w:val="2"/>
         </w:numPr>
       </w:pPr>
-      <w:hyperlink w:history="1" r:id="rIdlh3gnbxnj4pqrcrfjsdes">
+      <w:hyperlink w:history="1" r:id="rIdxgosa9crm-5pbc6dqtb6n">
         <w:r>
           <w:rPr>
             <w:rStyle w:val="Hyperlink"/>
@@ -478,7 +478,7 @@
       <w:r>
         <w:t xml:space="preserve"> — modifié — </w:t>
       </w:r>
-      <w:hyperlink w:history="1" r:id="rId55d-tzh4ytyk4-dl7a5cu">
+      <w:hyperlink w:history="1" r:id="rIdrchsvqnnpxqjolxsuzdli">
         <w:r>
           <w:rPr>
             <w:rStyle w:val="Hyperlink"/>
@@ -515,7 +515,7 @@
       <w:r>
         <w:t xml:space="preserve"> — modifié — </w:t>
       </w:r>
-      <w:hyperlink w:history="1" r:id="rIdyebjk52t31eb8_wkkhf1o">
+      <w:hyperlink w:history="1" r:id="rIdsgmlz9bvfegjsvlhq5yhz">
         <w:r>
           <w:rPr>
             <w:rStyle w:val="Hyperlink"/>
@@ -544,7 +544,7 @@
       <w:r>
         <w:t xml:space="preserve"> — modifié — </w:t>
       </w:r>
-      <w:hyperlink w:history="1" r:id="rIdllrvhslejor1hnuhwjxzt">
+      <w:hyperlink w:history="1" r:id="rIdzg2pxis2xczlyrqxkp3dk">
         <w:r>
           <w:rPr>
             <w:rStyle w:val="Hyperlink"/>
@@ -573,7 +573,7 @@
       <w:r>
         <w:t xml:space="preserve"> — modifié — </w:t>
       </w:r>
-      <w:hyperlink w:history="1" r:id="rId6cb1lnmpysinfyfur_iwd">
+      <w:hyperlink w:history="1" r:id="rIdogd5rbuwt1z5ksc7_8gxa">
         <w:r>
           <w:rPr>
             <w:rStyle w:val="Hyperlink"/>

--- a/docs/developpement/phases/word/PHASE_24_ADRESSE_DU_SITE_FLAIXEXPERT_FLAIXLABS_COM.docx
+++ b/docs/developpement/phases/word/PHASE_24_ADRESSE_DU_SITE_FLAIXEXPERT_FLAIXLABS_COM.docx
@@ -18,9 +18,9 @@
         <w:shd w:fill="F6F3FF" w:color="auto" w:val="clear"/>
       </w:pPr>
       <w:r>
-        <w:t xml:space="preserve">FlaiX Expert · dossier de développement · généré le 2026-10-24 depuis le dépôt </w:t>
-      </w:r>
-      <w:hyperlink w:history="1" r:id="rIdk2rtlsjvzwjc96yxthbb6">
+        <w:t xml:space="preserve">FlaiX Expert · dossier de développement · généré le 2026-10-25 depuis le dépôt </w:t>
+      </w:r>
+      <w:hyperlink w:history="1" r:id="rIdxjukkdecff-le4mozvb5t">
         <w:r>
           <w:rPr>
             <w:rStyle w:val="Hyperlink"/>
@@ -410,7 +410,7 @@
           <w:numId w:val="2"/>
         </w:numPr>
       </w:pPr>
-      <w:hyperlink w:history="1" r:id="rId4yzz87tj6kt9rmmnpoclp">
+      <w:hyperlink w:history="1" r:id="rIdnf0acqdtzn4dkjd5_cltu">
         <w:r>
           <w:rPr>
             <w:rStyle w:val="Hyperlink"/>
@@ -430,7 +430,7 @@
           <w:numId w:val="2"/>
         </w:numPr>
       </w:pPr>
-      <w:hyperlink w:history="1" r:id="rIdxgosa9crm-5pbc6dqtb6n">
+      <w:hyperlink w:history="1" r:id="rId-qnpkwv8lql-9ivc6ofgl">
         <w:r>
           <w:rPr>
             <w:rStyle w:val="Hyperlink"/>
@@ -478,7 +478,7 @@
       <w:r>
         <w:t xml:space="preserve"> — modifié — </w:t>
       </w:r>
-      <w:hyperlink w:history="1" r:id="rIdrchsvqnnpxqjolxsuzdli">
+      <w:hyperlink w:history="1" r:id="rIdibg7ob91vl5skrp_ppwlj">
         <w:r>
           <w:rPr>
             <w:rStyle w:val="Hyperlink"/>
@@ -515,7 +515,7 @@
       <w:r>
         <w:t xml:space="preserve"> — modifié — </w:t>
       </w:r>
-      <w:hyperlink w:history="1" r:id="rIdsgmlz9bvfegjsvlhq5yhz">
+      <w:hyperlink w:history="1" r:id="rId6ejg6seloi5hsu_ecawzc">
         <w:r>
           <w:rPr>
             <w:rStyle w:val="Hyperlink"/>
@@ -544,7 +544,7 @@
       <w:r>
         <w:t xml:space="preserve"> — modifié — </w:t>
       </w:r>
-      <w:hyperlink w:history="1" r:id="rIdzg2pxis2xczlyrqxkp3dk">
+      <w:hyperlink w:history="1" r:id="rIdjchvjuj-gqovm9haemfok">
         <w:r>
           <w:rPr>
             <w:rStyle w:val="Hyperlink"/>
@@ -573,7 +573,7 @@
       <w:r>
         <w:t xml:space="preserve"> — modifié — </w:t>
       </w:r>
-      <w:hyperlink w:history="1" r:id="rIdogd5rbuwt1z5ksc7_8gxa">
+      <w:hyperlink w:history="1" r:id="rIdskp3gm-nf44v8juyyuumk">
         <w:r>
           <w:rPr>
             <w:rStyle w:val="Hyperlink"/>

--- a/docs/developpement/phases/word/PHASE_24_ADRESSE_DU_SITE_FLAIXEXPERT_FLAIXLABS_COM.docx
+++ b/docs/developpement/phases/word/PHASE_24_ADRESSE_DU_SITE_FLAIXEXPERT_FLAIXLABS_COM.docx
@@ -20,7 +20,7 @@
       <w:r>
         <w:t xml:space="preserve">FlaiX Expert · dossier de développement · généré le 2026-10-25 depuis le dépôt </w:t>
       </w:r>
-      <w:hyperlink w:history="1" r:id="rIdxjukkdecff-le4mozvb5t">
+      <w:hyperlink w:history="1" r:id="rIdyv_pchiok63jvrfbuwcuj">
         <w:r>
           <w:rPr>
             <w:rStyle w:val="Hyperlink"/>
@@ -410,7 +410,7 @@
           <w:numId w:val="2"/>
         </w:numPr>
       </w:pPr>
-      <w:hyperlink w:history="1" r:id="rIdnf0acqdtzn4dkjd5_cltu">
+      <w:hyperlink w:history="1" r:id="rIdqq4nv1s9wkztapnwapcro">
         <w:r>
           <w:rPr>
             <w:rStyle w:val="Hyperlink"/>
@@ -430,7 +430,7 @@
           <w:numId w:val="2"/>
         </w:numPr>
       </w:pPr>
-      <w:hyperlink w:history="1" r:id="rId-qnpkwv8lql-9ivc6ofgl">
+      <w:hyperlink w:history="1" r:id="rIdq2afxw-ndmclgy5qhs982">
         <w:r>
           <w:rPr>
             <w:rStyle w:val="Hyperlink"/>
@@ -478,7 +478,7 @@
       <w:r>
         <w:t xml:space="preserve"> — modifié — </w:t>
       </w:r>
-      <w:hyperlink w:history="1" r:id="rIdibg7ob91vl5skrp_ppwlj">
+      <w:hyperlink w:history="1" r:id="rIdt952nspls8ulehtjsbiul">
         <w:r>
           <w:rPr>
             <w:rStyle w:val="Hyperlink"/>
@@ -515,7 +515,7 @@
       <w:r>
         <w:t xml:space="preserve"> — modifié — </w:t>
       </w:r>
-      <w:hyperlink w:history="1" r:id="rId6ejg6seloi5hsu_ecawzc">
+      <w:hyperlink w:history="1" r:id="rIdo_yhkp4madc0wd5dspnaq">
         <w:r>
           <w:rPr>
             <w:rStyle w:val="Hyperlink"/>
@@ -544,7 +544,7 @@
       <w:r>
         <w:t xml:space="preserve"> — modifié — </w:t>
       </w:r>
-      <w:hyperlink w:history="1" r:id="rIdjchvjuj-gqovm9haemfok">
+      <w:hyperlink w:history="1" r:id="rId7podyber0-2bayxfasghy">
         <w:r>
           <w:rPr>
             <w:rStyle w:val="Hyperlink"/>
@@ -573,7 +573,7 @@
       <w:r>
         <w:t xml:space="preserve"> — modifié — </w:t>
       </w:r>
-      <w:hyperlink w:history="1" r:id="rIdskp3gm-nf44v8juyyuumk">
+      <w:hyperlink w:history="1" r:id="rId2rmx3xyoozittipzrqrw7">
         <w:r>
           <w:rPr>
             <w:rStyle w:val="Hyperlink"/>

--- a/docs/developpement/phases/word/PHASE_24_ADRESSE_DU_SITE_FLAIXEXPERT_FLAIXLABS_COM.docx
+++ b/docs/developpement/phases/word/PHASE_24_ADRESSE_DU_SITE_FLAIXEXPERT_FLAIXLABS_COM.docx
@@ -20,7 +20,7 @@
       <w:r>
         <w:t xml:space="preserve">FlaiX Expert · dossier de développement · généré le 2026-10-25 depuis le dépôt </w:t>
       </w:r>
-      <w:hyperlink w:history="1" r:id="rIdyv_pchiok63jvrfbuwcuj">
+      <w:hyperlink w:history="1" r:id="rIdf774ywoauw2c8agl1s7_-">
         <w:r>
           <w:rPr>
             <w:rStyle w:val="Hyperlink"/>
@@ -410,7 +410,7 @@
           <w:numId w:val="2"/>
         </w:numPr>
       </w:pPr>
-      <w:hyperlink w:history="1" r:id="rIdqq4nv1s9wkztapnwapcro">
+      <w:hyperlink w:history="1" r:id="rIdkz8aznurfxswhbhjw_nv_">
         <w:r>
           <w:rPr>
             <w:rStyle w:val="Hyperlink"/>
@@ -430,7 +430,7 @@
           <w:numId w:val="2"/>
         </w:numPr>
       </w:pPr>
-      <w:hyperlink w:history="1" r:id="rIdq2afxw-ndmclgy5qhs982">
+      <w:hyperlink w:history="1" r:id="rIdgxn0tq0adhrbtnhtl48bi">
         <w:r>
           <w:rPr>
             <w:rStyle w:val="Hyperlink"/>
@@ -478,7 +478,7 @@
       <w:r>
         <w:t xml:space="preserve"> — modifié — </w:t>
       </w:r>
-      <w:hyperlink w:history="1" r:id="rIdt952nspls8ulehtjsbiul">
+      <w:hyperlink w:history="1" r:id="rIdnmjdzikts1j_twyb2fipa">
         <w:r>
           <w:rPr>
             <w:rStyle w:val="Hyperlink"/>
@@ -515,7 +515,7 @@
       <w:r>
         <w:t xml:space="preserve"> — modifié — </w:t>
       </w:r>
-      <w:hyperlink w:history="1" r:id="rIdo_yhkp4madc0wd5dspnaq">
+      <w:hyperlink w:history="1" r:id="rIddmy0nuxsmsqj23op8o7gk">
         <w:r>
           <w:rPr>
             <w:rStyle w:val="Hyperlink"/>
@@ -544,7 +544,7 @@
       <w:r>
         <w:t xml:space="preserve"> — modifié — </w:t>
       </w:r>
-      <w:hyperlink w:history="1" r:id="rId7podyber0-2bayxfasghy">
+      <w:hyperlink w:history="1" r:id="rIdgenbjuji19ps2997mr9tl">
         <w:r>
           <w:rPr>
             <w:rStyle w:val="Hyperlink"/>
@@ -573,7 +573,7 @@
       <w:r>
         <w:t xml:space="preserve"> — modifié — </w:t>
       </w:r>
-      <w:hyperlink w:history="1" r:id="rId2rmx3xyoozittipzrqrw7">
+      <w:hyperlink w:history="1" r:id="rId49hgayzja3g-igexoj8ou">
         <w:r>
           <w:rPr>
             <w:rStyle w:val="Hyperlink"/>
